--- a/docs/weekly/week-03-intelligence.docx
+++ b/docs/weekly/week-03-intelligence.docx
@@ -230,6 +230,119 @@
           <w:bCs w:val="false"/>
         </w:rPr>
         <w:t xml:space="preserve">The most useful artefact of the week was not the assistant itself — it was the second metric in Experiment A. The slug-citation count alone made the experiment look like a tie (both variants at 0% "hallucination") because the ungrounded variant does not know about slug brackets. Adding the prose-mention scorer made the actual difference visible: ungrounded confidently recommends products Joule does not sell (75% wrong brand, 20% wrong generation). The lesson for the next experiment is to think about whether the metric symmetrically applies to both variants before running.</w:t>
+      </w:r>
+    </w:p>
+    <w:p>
+      <w:pPr>
+        <w:pStyle w:val="Heading2"/>
+        <w:spacing w:after="120" w:before="240"/>
+      </w:pPr>
+      <w:r>
+        <w:rPr>
+          <w:b/>
+          <w:bCs/>
+        </w:rPr>
+        <w:t xml:space="preserve">Learning outcomes</w:t>
+      </w:r>
+    </w:p>
+    <w:p>
+      <w:pPr>
+        <w:pStyle w:val="ListParagraph"/>
+        <w:numPr>
+          <w:ilvl w:val="0"/>
+          <w:numId w:val="2"/>
+        </w:numPr>
+        <w:spacing w:after="80"/>
+      </w:pPr>
+      <w:r>
+        <w:rPr>
+          <w:b/>
+          <w:bCs/>
+        </w:rPr>
+        <w:t xml:space="preserve">Engineering Approach</w:t>
+      </w:r>
+      <w:r>
+        <w:t xml:space="preserve"> — Experiment A is direct evidence-based experimentation: scripted prompts × two variants × quantitative scoring. Progressive steps within the week — assistant in slice 1, compare in slice 2, review intelligence in slice 3, recommender in slice 4 — each shipped and measured before moving on. System thinking visible in the AI stack: assistant, compare, and review-intel share one prompt module, one gateway helper, and one tool set rather than three parallel integrations.</w:t>
+      </w:r>
+    </w:p>
+    <w:p>
+      <w:pPr>
+        <w:pStyle w:val="ListParagraph"/>
+        <w:numPr>
+          <w:ilvl w:val="0"/>
+          <w:numId w:val="2"/>
+        </w:numPr>
+        <w:spacing w:after="80"/>
+      </w:pPr>
+      <w:r>
+        <w:rPr>
+          <w:b/>
+          <w:bCs/>
+        </w:rPr>
+        <w:t xml:space="preserve">Software Quality</w:t>
+      </w:r>
+      <w:r>
+        <w:t xml:space="preserve"> — Layer-2 BDD invariants run live AI calls and assert structural properties — the "every claim traces to the catalog" quality benchmark from the brief is now an automated gate, not an aspiration. Embedding-hybrid recommender falls back to rule-based when no embeddings are populated — graceful degradation as a reliability attribute.</w:t>
+      </w:r>
+    </w:p>
+    <w:p>
+      <w:pPr>
+        <w:pStyle w:val="ListParagraph"/>
+        <w:numPr>
+          <w:ilvl w:val="0"/>
+          <w:numId w:val="2"/>
+        </w:numPr>
+        <w:spacing w:after="80"/>
+      </w:pPr>
+      <w:r>
+        <w:rPr>
+          <w:b/>
+          <w:bCs/>
+        </w:rPr>
+        <w:t xml:space="preserve">Software Maintenance</w:t>
+      </w:r>
+      <w:r>
+        <w:t xml:space="preserve"> — 60-second memo cache on hot catalog reads + short-circuited auth lookup when no session cookie is present — performance-shaped maintenance with measurable round-trip savings. Hardening pass (separately authored) added typed Supabase client, security headers, and idempotent webhook handling.</w:t>
+      </w:r>
+    </w:p>
+    <w:p>
+      <w:pPr>
+        <w:pStyle w:val="ListParagraph"/>
+        <w:numPr>
+          <w:ilvl w:val="0"/>
+          <w:numId w:val="2"/>
+        </w:numPr>
+        <w:spacing w:after="80"/>
+      </w:pPr>
+      <w:r>
+        <w:rPr>
+          <w:b/>
+          <w:bCs/>
+        </w:rPr>
+        <w:t xml:space="preserve">Professional Standard</w:t>
+      </w:r>
+      <w:r>
+        <w:t xml:space="preserve"> — Applied research at the centre of the week. Hard scope guard on every system prompt treats human-language text in tool results as data, not instructions — a concrete AI-Act-aligned discipline against prompt injection and off-topic output. The assistant is explicit about refusing to invent products, which is also the brief's "honesty over confidence" ethical line.</w:t>
+      </w:r>
+    </w:p>
+    <w:p>
+      <w:pPr>
+        <w:pStyle w:val="ListParagraph"/>
+        <w:numPr>
+          <w:ilvl w:val="0"/>
+          <w:numId w:val="2"/>
+        </w:numPr>
+        <w:spacing w:after="80"/>
+      </w:pPr>
+      <w:r>
+        <w:rPr>
+          <w:b/>
+          <w:bCs/>
+        </w:rPr>
+        <w:t xml:space="preserve">Personal Leadership</w:t>
+      </w:r>
+      <w:r>
+        <w:t xml:space="preserve"> — Caught the misleading slug-only metric in Experiment A v1 during my own analysis (not because the test framework complained) and reworked the metric with the prose-mention scorer. Acted on feedback I gave myself — a small example of the feedback-and-adjust loop the learning outcome asks for.</w:t>
       </w:r>
     </w:p>
     <w:sectPr>
